--- a/b2.docx
+++ b/b2.docx
@@ -1152,7 +1152,6 @@
               <w:t xml:space="preserve"> </w:t>
             </w:r>
             <w:proofErr w:type="spellStart"/>
-            <w:proofErr w:type="gramStart"/>
             <w:r>
               <w:rPr>
                 <w:rFonts w:ascii="Times New Roman" w:eastAsia="Times New Roman" w:hAnsi="Times New Roman" w:cs="Times New Roman"/>
@@ -1177,7 +1176,6 @@
               </w:rPr>
               <w:t>,ĐiemSo</w:t>
             </w:r>
-            <w:proofErr w:type="gramEnd"/>
           </w:p>
         </w:tc>
         <w:tc>
@@ -1246,18 +1244,7 @@
                 <w:szCs w:val="21"/>
                 <w14:ligatures w14:val="none"/>
               </w:rPr>
-              <w:t xml:space="preserve"> </w:t>
-            </w:r>
-            <w:r>
-              <w:rPr>
-                <w:rFonts w:ascii="Times New Roman" w:eastAsia="Times New Roman" w:hAnsi="Times New Roman" w:cs="Times New Roman"/>
-                <w:color w:val="000000"/>
-                <w:kern w:val="0"/>
-                <w:sz w:val="21"/>
-                <w:szCs w:val="21"/>
-                <w14:ligatures w14:val="none"/>
-              </w:rPr>
-              <w:t>MaKH</w:t>
+              <w:t xml:space="preserve"> MaKH</w:t>
             </w:r>
           </w:p>
         </w:tc>
@@ -1294,6 +1281,7 @@
         <w:rPr>
           <w:b/>
           <w:bCs/>
+          <w:noProof/>
           <w:lang w:val="vi-VN"/>
         </w:rPr>
         <w:drawing>
@@ -1344,6 +1332,7 @@
           <w:kern w:val="0"/>
           <w:sz w:val="27"/>
           <w:szCs w:val="27"/>
+          <w:lang w:val="vi-VN"/>
           <w14:ligatures w14:val="none"/>
         </w:rPr>
       </w:pPr>
@@ -1355,6 +1344,7 @@
           <w:kern w:val="0"/>
           <w:sz w:val="27"/>
           <w:szCs w:val="27"/>
+          <w:lang w:val="vi-VN"/>
           <w14:ligatures w14:val="none"/>
         </w:rPr>
         <w:t>BƯỚC 3: CHUẨN HÓA DỮ LIỆU (ĐƯA VỀ CHUẨN 2NF)</w:t>
@@ -1371,6 +1361,7 @@
           <w:kern w:val="0"/>
           <w:sz w:val="24"/>
           <w:szCs w:val="24"/>
+          <w:lang w:val="vi-VN"/>
           <w14:ligatures w14:val="none"/>
         </w:rPr>
       </w:pPr>
@@ -1382,165 +1373,10 @@
           <w:kern w:val="0"/>
           <w:sz w:val="24"/>
           <w:szCs w:val="24"/>
-          <w14:ligatures w14:val="none"/>
-        </w:rPr>
-        <w:t xml:space="preserve">1. </w:t>
-      </w:r>
-      <w:proofErr w:type="spellStart"/>
-      <w:r>
-        <w:rPr>
-          <w:rFonts w:ascii="Arial" w:eastAsia="Times New Roman" w:hAnsi="Arial" w:cs="Arial"/>
-          <w:b/>
-          <w:bCs/>
-          <w:kern w:val="0"/>
-          <w:sz w:val="24"/>
-          <w:szCs w:val="24"/>
-          <w14:ligatures w14:val="none"/>
-        </w:rPr>
-        <w:t>Chỉ</w:t>
-      </w:r>
-      <w:proofErr w:type="spellEnd"/>
-      <w:r>
-        <w:rPr>
-          <w:rFonts w:ascii="Arial" w:eastAsia="Times New Roman" w:hAnsi="Arial" w:cs="Arial"/>
-          <w:b/>
-          <w:bCs/>
-          <w:kern w:val="0"/>
-          <w:sz w:val="24"/>
-          <w:szCs w:val="24"/>
-          <w14:ligatures w14:val="none"/>
-        </w:rPr>
-        <w:t xml:space="preserve"> </w:t>
-      </w:r>
-      <w:proofErr w:type="spellStart"/>
-      <w:r>
-        <w:rPr>
-          <w:rFonts w:ascii="Arial" w:eastAsia="Times New Roman" w:hAnsi="Arial" w:cs="Arial"/>
-          <w:b/>
-          <w:bCs/>
-          <w:kern w:val="0"/>
-          <w:sz w:val="24"/>
-          <w:szCs w:val="24"/>
-          <w14:ligatures w14:val="none"/>
-        </w:rPr>
-        <w:t>rõ</w:t>
-      </w:r>
-      <w:proofErr w:type="spellEnd"/>
-      <w:r>
-        <w:rPr>
-          <w:rFonts w:ascii="Arial" w:eastAsia="Times New Roman" w:hAnsi="Arial" w:cs="Arial"/>
-          <w:b/>
-          <w:bCs/>
-          <w:kern w:val="0"/>
-          <w:sz w:val="24"/>
-          <w:szCs w:val="24"/>
-          <w14:ligatures w14:val="none"/>
-        </w:rPr>
-        <w:t xml:space="preserve"> </w:t>
-      </w:r>
-      <w:proofErr w:type="spellStart"/>
-      <w:r>
-        <w:rPr>
-          <w:rFonts w:ascii="Arial" w:eastAsia="Times New Roman" w:hAnsi="Arial" w:cs="Arial"/>
-          <w:b/>
-          <w:bCs/>
-          <w:kern w:val="0"/>
-          <w:sz w:val="24"/>
-          <w:szCs w:val="24"/>
-          <w14:ligatures w14:val="none"/>
-        </w:rPr>
-        <w:t>cột</w:t>
-      </w:r>
-      <w:proofErr w:type="spellEnd"/>
-      <w:r>
-        <w:rPr>
-          <w:rFonts w:ascii="Arial" w:eastAsia="Times New Roman" w:hAnsi="Arial" w:cs="Arial"/>
-          <w:b/>
-          <w:bCs/>
-          <w:kern w:val="0"/>
-          <w:sz w:val="24"/>
-          <w:szCs w:val="24"/>
-          <w14:ligatures w14:val="none"/>
-        </w:rPr>
-        <w:t xml:space="preserve"> vi </w:t>
-      </w:r>
-      <w:proofErr w:type="spellStart"/>
-      <w:r>
-        <w:rPr>
-          <w:rFonts w:ascii="Arial" w:eastAsia="Times New Roman" w:hAnsi="Arial" w:cs="Arial"/>
-          <w:b/>
-          <w:bCs/>
-          <w:kern w:val="0"/>
-          <w:sz w:val="24"/>
-          <w:szCs w:val="24"/>
-          <w14:ligatures w14:val="none"/>
-        </w:rPr>
-        <w:t>phạm</w:t>
-      </w:r>
-      <w:proofErr w:type="spellEnd"/>
-      <w:r>
-        <w:rPr>
-          <w:rFonts w:ascii="Arial" w:eastAsia="Times New Roman" w:hAnsi="Arial" w:cs="Arial"/>
-          <w:b/>
-          <w:bCs/>
-          <w:kern w:val="0"/>
-          <w:sz w:val="24"/>
-          <w:szCs w:val="24"/>
-          <w14:ligatures w14:val="none"/>
-        </w:rPr>
-        <w:t xml:space="preserve"> 2NF </w:t>
-      </w:r>
-      <w:proofErr w:type="spellStart"/>
-      <w:r>
-        <w:rPr>
-          <w:rFonts w:ascii="Arial" w:eastAsia="Times New Roman" w:hAnsi="Arial" w:cs="Arial"/>
-          <w:b/>
-          <w:bCs/>
-          <w:kern w:val="0"/>
-          <w:sz w:val="24"/>
-          <w:szCs w:val="24"/>
-          <w14:ligatures w14:val="none"/>
-        </w:rPr>
-        <w:t>và</w:t>
-      </w:r>
-      <w:proofErr w:type="spellEnd"/>
-      <w:r>
-        <w:rPr>
-          <w:rFonts w:ascii="Arial" w:eastAsia="Times New Roman" w:hAnsi="Arial" w:cs="Arial"/>
-          <w:b/>
-          <w:bCs/>
-          <w:kern w:val="0"/>
-          <w:sz w:val="24"/>
-          <w:szCs w:val="24"/>
-          <w14:ligatures w14:val="none"/>
-        </w:rPr>
-        <w:t xml:space="preserve"> </w:t>
-      </w:r>
-      <w:proofErr w:type="spellStart"/>
-      <w:r>
-        <w:rPr>
-          <w:rFonts w:ascii="Arial" w:eastAsia="Times New Roman" w:hAnsi="Arial" w:cs="Arial"/>
-          <w:b/>
-          <w:bCs/>
-          <w:kern w:val="0"/>
-          <w:sz w:val="24"/>
-          <w:szCs w:val="24"/>
-          <w14:ligatures w14:val="none"/>
-        </w:rPr>
-        <w:t>lý</w:t>
-      </w:r>
-      <w:proofErr w:type="spellEnd"/>
-      <w:r>
-        <w:rPr>
-          <w:rFonts w:ascii="Arial" w:eastAsia="Times New Roman" w:hAnsi="Arial" w:cs="Arial"/>
-          <w:b/>
-          <w:bCs/>
-          <w:kern w:val="0"/>
-          <w:sz w:val="24"/>
-          <w:szCs w:val="24"/>
-          <w14:ligatures w14:val="none"/>
-        </w:rPr>
-        <w:t xml:space="preserve"> do</w:t>
+          <w:lang w:val="vi-VN"/>
+          <w14:ligatures w14:val="none"/>
+        </w:rPr>
+        <w:t>1. Chỉ rõ cột vi phạm 2NF và lý do</w:t>
       </w:r>
     </w:p>
     <w:p>
@@ -1555,95 +1391,35 @@
           <w:kern w:val="0"/>
           <w:sz w:val="24"/>
           <w:szCs w:val="24"/>
+          <w:lang w:val="vi-VN"/>
           <w14:ligatures w14:val="none"/>
         </w:rPr>
       </w:pPr>
-      <w:proofErr w:type="spellStart"/>
-      <w:r>
-        <w:rPr>
-          <w:rFonts w:ascii="Arial" w:eastAsia="Times New Roman" w:hAnsi="Arial" w:cs="Arial"/>
-          <w:b/>
-          <w:bCs/>
-          <w:kern w:val="0"/>
-          <w:sz w:val="24"/>
-          <w:szCs w:val="24"/>
+      <w:r>
+        <w:rPr>
+          <w:rFonts w:ascii="Arial" w:eastAsia="Times New Roman" w:hAnsi="Arial" w:cs="Arial"/>
+          <w:b/>
+          <w:bCs/>
+          <w:kern w:val="0"/>
+          <w:sz w:val="24"/>
+          <w:szCs w:val="24"/>
+          <w:lang w:val="vi-VN"/>
           <w14:ligatures w14:val="none"/>
         </w:rPr>
         <w:lastRenderedPageBreak/>
-        <w:t>Cột</w:t>
-      </w:r>
-      <w:proofErr w:type="spellEnd"/>
-      <w:r>
-        <w:rPr>
-          <w:rFonts w:ascii="Arial" w:eastAsia="Times New Roman" w:hAnsi="Arial" w:cs="Arial"/>
-          <w:b/>
-          <w:bCs/>
-          <w:kern w:val="0"/>
-          <w:sz w:val="24"/>
-          <w:szCs w:val="24"/>
-          <w14:ligatures w14:val="none"/>
-        </w:rPr>
-        <w:t xml:space="preserve"> vi </w:t>
-      </w:r>
-      <w:proofErr w:type="spellStart"/>
-      <w:r>
-        <w:rPr>
-          <w:rFonts w:ascii="Arial" w:eastAsia="Times New Roman" w:hAnsi="Arial" w:cs="Arial"/>
-          <w:b/>
-          <w:bCs/>
-          <w:kern w:val="0"/>
-          <w:sz w:val="24"/>
-          <w:szCs w:val="24"/>
-          <w14:ligatures w14:val="none"/>
-        </w:rPr>
-        <w:t>phạm</w:t>
-      </w:r>
-      <w:proofErr w:type="spellEnd"/>
-      <w:r>
-        <w:rPr>
-          <w:rFonts w:ascii="Arial" w:eastAsia="Times New Roman" w:hAnsi="Arial" w:cs="Arial"/>
-          <w:b/>
-          <w:bCs/>
-          <w:kern w:val="0"/>
-          <w:sz w:val="24"/>
-          <w:szCs w:val="24"/>
-          <w14:ligatures w14:val="none"/>
-        </w:rPr>
-        <w:t>:</w:t>
-      </w:r>
-      <w:r>
-        <w:rPr>
-          <w:rFonts w:ascii="Arial" w:eastAsia="Times New Roman" w:hAnsi="Arial" w:cs="Arial"/>
-          <w:kern w:val="0"/>
-          <w:sz w:val="24"/>
-          <w:szCs w:val="24"/>
-          <w14:ligatures w14:val="none"/>
-        </w:rPr>
-        <w:t xml:space="preserve"> </w:t>
-      </w:r>
-      <w:proofErr w:type="spellStart"/>
-      <w:r>
-        <w:rPr>
-          <w:rFonts w:ascii="Arial" w:eastAsia="Times New Roman" w:hAnsi="Arial" w:cs="Arial"/>
-          <w:kern w:val="0"/>
-          <w:sz w:val="24"/>
-          <w:szCs w:val="24"/>
-          <w14:ligatures w14:val="none"/>
-        </w:rPr>
-        <w:t>Cột</w:t>
-      </w:r>
-      <w:proofErr w:type="spellEnd"/>
-      <w:r>
-        <w:rPr>
-          <w:rFonts w:ascii="Arial" w:eastAsia="Times New Roman" w:hAnsi="Arial" w:cs="Arial"/>
-          <w:kern w:val="0"/>
-          <w:sz w:val="24"/>
-          <w:szCs w:val="24"/>
-          <w14:ligatures w14:val="none"/>
-        </w:rPr>
-        <w:t xml:space="preserve"> </w:t>
-      </w:r>
-      <w:proofErr w:type="spellStart"/>
+        <w:t>Cột vi phạm:</w:t>
+      </w:r>
+      <w:r>
+        <w:rPr>
+          <w:rFonts w:ascii="Arial" w:eastAsia="Times New Roman" w:hAnsi="Arial" w:cs="Arial"/>
+          <w:kern w:val="0"/>
+          <w:sz w:val="24"/>
+          <w:szCs w:val="24"/>
+          <w:lang w:val="vi-VN"/>
+          <w14:ligatures w14:val="none"/>
+        </w:rPr>
+        <w:t xml:space="preserve"> Cột </w:t>
+      </w:r>
       <w:r>
         <w:rPr>
           <w:rFonts w:ascii="Arial" w:eastAsia="Times New Roman" w:hAnsi="Arial" w:cs="Arial"/>
@@ -1652,86 +1428,21 @@
           <w:kern w:val="0"/>
           <w:sz w:val="20"/>
           <w:szCs w:val="20"/>
+          <w:lang w:val="vi-VN"/>
           <w14:ligatures w14:val="none"/>
         </w:rPr>
         <w:t>TenKH</w:t>
       </w:r>
-      <w:proofErr w:type="spellEnd"/>
-      <w:r>
-        <w:rPr>
-          <w:rFonts w:ascii="Arial" w:eastAsia="Times New Roman" w:hAnsi="Arial" w:cs="Arial"/>
-          <w:kern w:val="0"/>
-          <w:sz w:val="24"/>
-          <w:szCs w:val="24"/>
-          <w14:ligatures w14:val="none"/>
-        </w:rPr>
-        <w:t xml:space="preserve"> (</w:t>
-      </w:r>
-      <w:proofErr w:type="spellStart"/>
-      <w:r>
-        <w:rPr>
-          <w:rFonts w:ascii="Arial" w:eastAsia="Times New Roman" w:hAnsi="Arial" w:cs="Arial"/>
-          <w:kern w:val="0"/>
-          <w:sz w:val="24"/>
-          <w:szCs w:val="24"/>
-          <w14:ligatures w14:val="none"/>
-        </w:rPr>
-        <w:t>Tên</w:t>
-      </w:r>
-      <w:proofErr w:type="spellEnd"/>
-      <w:r>
-        <w:rPr>
-          <w:rFonts w:ascii="Arial" w:eastAsia="Times New Roman" w:hAnsi="Arial" w:cs="Arial"/>
-          <w:kern w:val="0"/>
-          <w:sz w:val="24"/>
-          <w:szCs w:val="24"/>
-          <w14:ligatures w14:val="none"/>
-        </w:rPr>
-        <w:t xml:space="preserve"> </w:t>
-      </w:r>
-      <w:proofErr w:type="spellStart"/>
-      <w:r>
-        <w:rPr>
-          <w:rFonts w:ascii="Arial" w:eastAsia="Times New Roman" w:hAnsi="Arial" w:cs="Arial"/>
-          <w:kern w:val="0"/>
-          <w:sz w:val="24"/>
-          <w:szCs w:val="24"/>
-          <w14:ligatures w14:val="none"/>
-        </w:rPr>
-        <w:t>khóa</w:t>
-      </w:r>
-      <w:proofErr w:type="spellEnd"/>
-      <w:r>
-        <w:rPr>
-          <w:rFonts w:ascii="Arial" w:eastAsia="Times New Roman" w:hAnsi="Arial" w:cs="Arial"/>
-          <w:kern w:val="0"/>
-          <w:sz w:val="24"/>
-          <w:szCs w:val="24"/>
-          <w14:ligatures w14:val="none"/>
-        </w:rPr>
-        <w:t xml:space="preserve"> </w:t>
-      </w:r>
-      <w:proofErr w:type="spellStart"/>
-      <w:r>
-        <w:rPr>
-          <w:rFonts w:ascii="Arial" w:eastAsia="Times New Roman" w:hAnsi="Arial" w:cs="Arial"/>
-          <w:kern w:val="0"/>
-          <w:sz w:val="24"/>
-          <w:szCs w:val="24"/>
-          <w14:ligatures w14:val="none"/>
-        </w:rPr>
-        <w:t>học</w:t>
-      </w:r>
-      <w:proofErr w:type="spellEnd"/>
-      <w:r>
-        <w:rPr>
-          <w:rFonts w:ascii="Arial" w:eastAsia="Times New Roman" w:hAnsi="Arial" w:cs="Arial"/>
-          <w:kern w:val="0"/>
-          <w:sz w:val="24"/>
-          <w:szCs w:val="24"/>
-          <w14:ligatures w14:val="none"/>
-        </w:rPr>
-        <w:t>).</w:t>
+      <w:r>
+        <w:rPr>
+          <w:rFonts w:ascii="Arial" w:eastAsia="Times New Roman" w:hAnsi="Arial" w:cs="Arial"/>
+          <w:kern w:val="0"/>
+          <w:sz w:val="24"/>
+          <w:szCs w:val="24"/>
+          <w:lang w:val="vi-VN"/>
+          <w14:ligatures w14:val="none"/>
+        </w:rPr>
+        <w:t xml:space="preserve"> (Tên khóa học).</w:t>
       </w:r>
     </w:p>
     <w:p>
@@ -1759,33 +1470,7 @@
           <w:szCs w:val="24"/>
           <w14:ligatures w14:val="none"/>
         </w:rPr>
-        <w:t xml:space="preserve">Lý </w:t>
-      </w:r>
-      <w:proofErr w:type="gramStart"/>
-      <w:r>
-        <w:rPr>
-          <w:rFonts w:ascii="Arial" w:eastAsia="Times New Roman" w:hAnsi="Arial" w:cs="Arial"/>
-          <w:b/>
-          <w:bCs/>
-          <w:kern w:val="0"/>
-          <w:sz w:val="24"/>
-          <w:szCs w:val="24"/>
-          <w14:ligatures w14:val="none"/>
-        </w:rPr>
-        <w:t>do</w:t>
-      </w:r>
-      <w:proofErr w:type="gramEnd"/>
-      <w:r>
-        <w:rPr>
-          <w:rFonts w:ascii="Arial" w:eastAsia="Times New Roman" w:hAnsi="Arial" w:cs="Arial"/>
-          <w:b/>
-          <w:bCs/>
-          <w:kern w:val="0"/>
-          <w:sz w:val="24"/>
-          <w:szCs w:val="24"/>
-          <w14:ligatures w14:val="none"/>
-        </w:rPr>
-        <w:t xml:space="preserve"> vi </w:t>
+        <w:t xml:space="preserve">Lý do vi </w:t>
       </w:r>
       <w:proofErr w:type="spellStart"/>
       <w:r>
@@ -2389,29 +2074,7 @@
           <w:szCs w:val="24"/>
           <w14:ligatures w14:val="none"/>
         </w:rPr>
-        <w:t>) $\</w:t>
-      </w:r>
-      <w:proofErr w:type="spellStart"/>
-      <w:r>
-        <w:rPr>
-          <w:rFonts w:ascii="Arial" w:eastAsia="Times New Roman" w:hAnsi="Arial" w:cs="Arial"/>
-          <w:kern w:val="0"/>
-          <w:sz w:val="24"/>
-          <w:szCs w:val="24"/>
-          <w14:ligatures w14:val="none"/>
-        </w:rPr>
-        <w:t>rightarrow</w:t>
-      </w:r>
-      <w:proofErr w:type="spellEnd"/>
-      <w:r>
-        <w:rPr>
-          <w:rFonts w:ascii="Arial" w:eastAsia="Times New Roman" w:hAnsi="Arial" w:cs="Arial"/>
-          <w:kern w:val="0"/>
-          <w:sz w:val="24"/>
-          <w:szCs w:val="24"/>
-          <w14:ligatures w14:val="none"/>
-        </w:rPr>
-        <w:t xml:space="preserve">$ </w:t>
+        <w:t xml:space="preserve">) </w:t>
       </w:r>
       <w:proofErr w:type="spellStart"/>
       <w:r>
